--- a/tillsyn/A 29123-2026 tillsynsbegäran.docx
+++ b/tillsyn/A 29123-2026 tillsynsbegäran.docx
@@ -267,7 +267,7 @@
     <w:r>
       <w:tab/>
       <w:tab/>
-      <w:t>2026-07-13</w:t>
+      <w:t>2026-07-14</w:t>
       <w:br/>
       <w:br/>
     </w:r>

--- a/tillsyn/A 29123-2026 tillsynsbegäran.docx
+++ b/tillsyn/A 29123-2026 tillsynsbegäran.docx
@@ -267,7 +267,7 @@
     <w:r>
       <w:tab/>
       <w:tab/>
-      <w:t>2026-07-14</w:t>
+      <w:t>2026-07-15</w:t>
       <w:br/>
       <w:br/>
     </w:r>

--- a/tillsyn/A 29123-2026 tillsynsbegäran.docx
+++ b/tillsyn/A 29123-2026 tillsynsbegäran.docx
@@ -267,7 +267,7 @@
     <w:r>
       <w:tab/>
       <w:tab/>
-      <w:t>2026-07-15</w:t>
+      <w:t>2026-07-16</w:t>
       <w:br/>
       <w:br/>
     </w:r>

--- a/tillsyn/A 29123-2026 tillsynsbegäran.docx
+++ b/tillsyn/A 29123-2026 tillsynsbegäran.docx
@@ -267,7 +267,7 @@
     <w:r>
       <w:tab/>
       <w:tab/>
-      <w:t>2026-07-16</w:t>
+      <w:t>2026-07-17</w:t>
       <w:br/>
       <w:br/>
     </w:r>

--- a/tillsyn/A 29123-2026 tillsynsbegäran.docx
+++ b/tillsyn/A 29123-2026 tillsynsbegäran.docx
@@ -267,7 +267,7 @@
     <w:r>
       <w:tab/>
       <w:tab/>
-      <w:t>2026-07-17</w:t>
+      <w:t>2026-07-18</w:t>
       <w:br/>
       <w:br/>
     </w:r>

--- a/tillsyn/A 29123-2026 tillsynsbegäran.docx
+++ b/tillsyn/A 29123-2026 tillsynsbegäran.docx
@@ -267,7 +267,7 @@
     <w:r>
       <w:tab/>
       <w:tab/>
-      <w:t>2026-07-18</w:t>
+      <w:t>2026-07-19</w:t>
       <w:br/>
       <w:br/>
     </w:r>

--- a/tillsyn/A 29123-2026 tillsynsbegäran.docx
+++ b/tillsyn/A 29123-2026 tillsynsbegäran.docx
@@ -267,7 +267,7 @@
     <w:r>
       <w:tab/>
       <w:tab/>
-      <w:t>2026-07-19</w:t>
+      <w:t>2026-07-20</w:t>
       <w:br/>
       <w:br/>
     </w:r>

--- a/tillsyn/A 29123-2026 tillsynsbegäran.docx
+++ b/tillsyn/A 29123-2026 tillsynsbegäran.docx
@@ -267,7 +267,7 @@
     <w:r>
       <w:tab/>
       <w:tab/>
-      <w:t>2026-07-20</w:t>
+      <w:t>2026-07-21</w:t>
       <w:br/>
       <w:br/>
     </w:r>

--- a/tillsyn/A 29123-2026 tillsynsbegäran.docx
+++ b/tillsyn/A 29123-2026 tillsynsbegäran.docx
@@ -22,7 +22,7 @@
       <w:r>
         <w:drawing>
           <wp:inline xmlns:a="http://schemas.openxmlformats.org/drawingml/2006/main" xmlns:pic="http://schemas.openxmlformats.org/drawingml/2006/picture">
-            <wp:extent cx="5486400" cy="5562866"/>
+            <wp:extent cx="5486400" cy="5439667"/>
             <wp:docPr id="1" name="Picture 1"/>
             <wp:cNvGraphicFramePr>
               <a:graphicFrameLocks noChangeAspect="1"/>
@@ -43,7 +43,7 @@
                   <pic:spPr>
                     <a:xfrm>
                       <a:off x="0" y="0"/>
-                      <a:ext cx="5486400" cy="5562866"/>
+                      <a:ext cx="5486400" cy="5439667"/>
                     </a:xfrm>
                     <a:prstGeom prst="rect"/>
                   </pic:spPr>
@@ -65,7 +65,7 @@
     </w:p>
     <w:p>
       <w:r>
-        <w:t>I avverkningsanmälan finns fynd av 2 naturvårdsarter, varav 2 är rödlistade och 1 är typisk (T): garnlav (VU, T) och mörk kolflarnlav (NT). Se Figur 1.</w:t>
+        <w:t>I avverkningsanmälan finns fynd av 3 naturvårdsarter, varav 2 är rödlistade, 2 är typiska (T) och 1 är signalart (S): garnlav (VU, T), mörk kolflarnlav (NT) och mindre märgborre (S, T). Se Figur 1.</w:t>
       </w:r>
     </w:p>
     <w:p>
@@ -96,7 +96,7 @@
     </w:p>
     <w:p>
       <w:r>
-        <w:t>Nedan följer beskrivningar av de naturvårdsarter och fridlysta arter som har sina livsmiljöer och växtplatser i den avverkningsanmälda skogen. De påträffade naturvårdsarterna är ett tydligt kvitto på att det rör sig om en skog med höga naturvärden.</w:t>
+        <w:t>Nedan följer beskrivningar av de naturvårdsarter och fridlysta arter som har sina livsmiljöer och växtplatser i den avverkningsanmälda skogen. Se även ytterligare artfakta i BILAGA 1. De påträffade naturvårdsarterna är ett tydligt kvitto på att det rör sig om en skog med höga naturvärden.</w:t>
       </w:r>
     </w:p>
     <w:p>
@@ -137,6 +137,242 @@
       </w:r>
       <w:r>
         <w:t xml:space="preserve"> är brandberoende och växer nästan uteslutande på kolad hård kärnved av tall. Arten förekommer främst i glesa, öppna tall- och blandbarrskogar av naturskogskaraktär och etableringen verkar ske sent efter brand, kanske först efter 100–300 år. Mörk kolflarnlav indikerar skog med höga naturvärden och vanligast är att den påträffas på rester av nedbrunna torrakor och högstubbar och lågstubbar som är så grova att hela innandömet är urbränt. Tall- och blandbarrskogar av naturskogskaraktär med spår av återkommande bränder hyser höga biologiska värden och bör skyddas (SLU Artdatabanken, 2024).</w:t>
+      </w:r>
+    </w:p>
+    <w:p>
+      <w:r>
+        <w:rPr>
+          <w:b/>
+        </w:rPr>
+        <w:t>Mindre märgborre</w:t>
+      </w:r>
+      <w:r>
+        <w:t xml:space="preserve"> är en signalart för tallskog med höga naturvärden och betraktas tillsammans med skarptandad barkborre som nyckelarter för ett antal sällsynta åtgärdsprogramsarter som är beroende av deras gångsystem. Bland dessa kan nämnas avlång barkborre (VU), </w:t>
+      </w:r>
+      <w:r>
+        <w:rPr>
+          <w:i/>
+        </w:rPr>
+        <w:t>Corticeus longulus</w:t>
+      </w:r>
+      <w:r>
+        <w:t xml:space="preserve"> (VU), tallgångbagge (VU), cholodkovskys bastborre (NT) och tallbarksvartbagge (NT). Den mindre märgborrens måsvingeliknande gnaggångar är lätta att känna igen och hittas ofta på grova tallgrenar på marken. Rika förekomster av främst mindre märgborre men även skarptandad barkborre är en signal för artrikedom och inventeringar har visat att det är i skogar med en naturlig självgallring som det skapas förutsättningar för dessa arter samt de efterföljande åtgärdsprogramsarterna. Tallskogar med stark förekomst av mindre märgborre och skarptandad barkborre bör avsättas som reservat. Generellt bör hänsyn tas vid slutavverkning av talldominerad skog så att avverkningsrester som gren- och toppdelar lämnas. Mindre märgborre är typisk art för </w:t>
+      </w:r>
+      <w:r>
+        <w:rPr>
+          <w:i/>
+        </w:rPr>
+        <w:t>9060 Åsbarrskog</w:t>
+      </w:r>
+      <w:r>
+        <w:t xml:space="preserve"> (SLU Artdatabanken, 2026; Pettersson, 2014; Hedgren, 2012; Gunnarsson m fl., 1999).</w:t>
+      </w:r>
+    </w:p>
+    <w:p>
+      <w:r>
+        <w:br w:type="page"/>
+      </w:r>
+    </w:p>
+    <w:p>
+      <w:pPr>
+        <w:pStyle w:val="Title"/>
+      </w:pPr>
+      <w:r>
+        <w:t>BILAGA 1 – Rödlistade arter</w:t>
+      </w:r>
+    </w:p>
+    <w:p>
+      <w:pPr>
+        <w:pStyle w:val="Heading1"/>
+      </w:pPr>
+      <w:r>
+        <w:t>Mindre märgborre – ekologi samt krav på livsmiljön</w:t>
+      </w:r>
+    </w:p>
+    <w:p>
+      <w:r>
+        <w:t xml:space="preserve">Mindre märgborre är en signalart för tallskog med höga naturvärden och kan lätt konstateras genom sina karaktäristiska måsvingeliknande gnagspår som ofta hittas på grova tallgrenar på marken. Mindre märgborre betraktas tillsammans med skarptandad barkborre som nyckelarter, eftersom en rad sällsynta efterföljande arter är beroende av deras gångsystem. Bland dessa kan nämnas åtgärdsprogramsarterna avlång barkborre (VU), </w:t>
+      </w:r>
+      <w:r>
+        <w:rPr>
+          <w:i/>
+        </w:rPr>
+        <w:t>Corticeus longulus</w:t>
+      </w:r>
+      <w:r>
+        <w:t xml:space="preserve"> (VU), tallgångbagge (VU), cholodkovskys bastborre (NT) och tallbarksvartbagge (NT) (Pettersson, 2014; Gunnarsson m fl., 1999).</w:t>
+      </w:r>
+    </w:p>
+    <w:p>
+      <w:r>
+        <w:t>Tallskogar tillhör de livsmiljöer som förändrats i stor skala, där många kvadratmil har omvandlats till unga produktionsskogar. I sådana skogar saknas förutsättningar för de ovannämnda sällsynta barkborrarna och alltmer kunskap tyder på att skogsbrukets omvandling av skogslandskapet, missgynnar åtgärdsprogrammets arter även inne i skyddade områden (Hedgren, 2012; Hedgren m.fl., 2010; Wikars m.fl., 2010; Wikars, 2009). Orsaken är sannolikt att dagens intensiva skogsbruk trivialiserar faunan på nydöda träd. Detta sker genom att generalister förökas upp i sådan grad i den brukade skogen att dessa även kommer att dominera i de för hållandevis små och fragmenterade områden som avsätts för naturvård (Appelqvist, 2005; Janzen, 1983; Ås, 1999).</w:t>
+      </w:r>
+    </w:p>
+    <w:p>
+      <w:r>
+        <w:t>Ett tydligt exempel på en generalist som gynnas av dagens skogsbruk är större märgborre på nydöd tall. Denna utvecklas förutom i vindfällen gärna i avverkningsavfall, inklusive avverkningsstubbar och röjningsstammar. Därmed har den större märgborren möjlighet att upprätthålla stora och stabila populationer på huvuddelen av landets skogsmark, vilket leder till en trivialisering av faunan. Större märgborre inverkar sannolikt direkt negativt på arter som tolvtandad barkborre (EN) och avlång barkborre (VU), och indirekt på de som är gynnade av blånadssvampar, dvs. följearter till framförallt mindre märgborre och skarptandad barkborre. De barkborrar som missgynnas av större märgborre är i mycket högre grad gynnade av tallar som dör genom självgallring, dvs. i normalfallet skog som inte används till skogsproduktion (Pettersson, 2014; Wikars, skriftl.).</w:t>
+      </w:r>
+    </w:p>
+    <w:p>
+      <w:r>
+        <w:t xml:space="preserve">Rika förekomster av främst mindre märgborre men även skarptandad barkborre är en signal för artrikedom och inventeringar har visat att det är i skogar med en naturlig självgallring som det skapas förutsättningar för dessa arter samt de efterföljande åtgärdsprogramsarterna (Pettersson, 2014; Hedgren, 2012). Tallskogar med stark förekomst av mindre märgborre och skarptandad barkborre bör avsättas som reservat. Generellt bör hänsyn tas vid slutavverkning av talldominerad skog så att avverkningsrester som gren- och toppdelar (s.k. GROT) lämnas. Mindre märgborre är typisk art för </w:t>
+      </w:r>
+      <w:r>
+        <w:rPr>
+          <w:i/>
+        </w:rPr>
+        <w:t>9060 Åsbarrskog</w:t>
+      </w:r>
+      <w:r>
+        <w:t xml:space="preserve"> (Pettersson, 2014; SLU Artdatabanken, 2026).</w:t>
+      </w:r>
+    </w:p>
+    <w:p>
+      <w:pPr>
+        <w:pStyle w:val="Heading2"/>
+      </w:pPr>
+      <w:r>
+        <w:t>Referenser – mindre märgborre</w:t>
+      </w:r>
+    </w:p>
+    <w:p>
+      <w:r>
+        <w:t xml:space="preserve">Appelqvist, T., 2005. </w:t>
+      </w:r>
+      <w:r>
+        <w:rPr>
+          <w:i/>
+        </w:rPr>
+        <w:t>Naturvårdsbiologisk forskning. Underlag för områdesskydd i landskapet.</w:t>
+      </w:r>
+      <w:r>
+        <w:t xml:space="preserve"> Naturvårdsverket, Rapport 5452.</w:t>
+      </w:r>
+    </w:p>
+    <w:p>
+      <w:r>
+        <w:t xml:space="preserve">Gunnarsson, B., Pettersson, R. B., Hake, M. och Hultengren, S. &amp; Sjöberg, K., 1999. </w:t>
+      </w:r>
+      <w:r>
+        <w:rPr>
+          <w:i/>
+        </w:rPr>
+        <w:t xml:space="preserve">Spindlar och skalbaggar som indikatorer i barrskog. </w:t>
+      </w:r>
+      <w:r>
+        <w:t>Skog &amp; Forskning, Nr. 2/99, s. 46–51.</w:t>
+      </w:r>
+    </w:p>
+    <w:p>
+      <w:r>
+        <w:t xml:space="preserve">Hedgren, O., 2012. </w:t>
+      </w:r>
+      <w:r>
+        <w:rPr>
+          <w:i/>
+        </w:rPr>
+        <w:t>Hotade insekter på tallved i Dalarna.</w:t>
+      </w:r>
+      <w:r>
+        <w:t xml:space="preserve"> Länsstyrelsen Dalarna, Naturvårdsenheten. Rapport 2012:16.</w:t>
+      </w:r>
+    </w:p>
+    <w:p>
+      <w:r>
+        <w:t xml:space="preserve">Hedgren, O. 2010. </w:t>
+      </w:r>
+      <w:r>
+        <w:rPr>
+          <w:i/>
+        </w:rPr>
+        <w:t>Vedinsekter i tallskog och på brandfält i Värmland.</w:t>
+      </w:r>
+      <w:r>
+        <w:t xml:space="preserve"> Länsstyrelsen Värmland, Stencil, 39 s.</w:t>
+      </w:r>
+    </w:p>
+    <w:p>
+      <w:r>
+        <w:t xml:space="preserve">Janzen, D. H., 1983. </w:t>
+      </w:r>
+      <w:r>
+        <w:rPr>
+          <w:i/>
+        </w:rPr>
+        <w:t>No park is an island: Increase in interference from outside as park size decreases</w:t>
+      </w:r>
+      <w:r>
+        <w:t>. Oikos 41: 402–410.</w:t>
+      </w:r>
+    </w:p>
+    <w:p>
+      <w:r>
+        <w:t xml:space="preserve">Jonsell, M., Weslien, J. &amp; Ehn ström, B., 1998. </w:t>
+      </w:r>
+      <w:r>
+        <w:rPr>
+          <w:i/>
+        </w:rPr>
+        <w:t>Substrate requirements of red-listed saproxylic invertebrates in Sweden</w:t>
+      </w:r>
+      <w:r>
+        <w:t>. Biodiversity and Conserv. 7: 749–764.</w:t>
+      </w:r>
+    </w:p>
+    <w:p>
+      <w:r>
+        <w:t xml:space="preserve">Pettersson, R. B., 2014). </w:t>
+      </w:r>
+      <w:r>
+        <w:rPr>
+          <w:i/>
+        </w:rPr>
+        <w:t>Åtgärdsprogram för skalbaggar på nyligen död tall, 2014–2018.</w:t>
+      </w:r>
+      <w:r>
+        <w:t xml:space="preserve"> Rapport 6599. Bromma: Naturvårdsverket.</w:t>
+      </w:r>
+    </w:p>
+    <w:p>
+      <w:r>
+        <w:t xml:space="preserve">SLU Artdatabanken, 2026. </w:t>
+      </w:r>
+      <w:r>
+        <w:rPr>
+          <w:i/>
+        </w:rPr>
+        <w:t xml:space="preserve">Artfaktablad. Naturvård – artfakta. </w:t>
+      </w:r>
+      <w:r>
+        <w:t>SLU Artdatabanken, Uppsala.</w:t>
+      </w:r>
+    </w:p>
+    <w:p>
+      <w:r>
+        <w:t xml:space="preserve">Wikars, L.-O., Hansson, J. &amp; Hedgren, O., 2010. </w:t>
+      </w:r>
+      <w:r>
+        <w:rPr>
+          <w:i/>
+        </w:rPr>
+        <w:t>Inventering av vedlevande skalbaggar – tallskogar i Örebro län.</w:t>
+      </w:r>
+      <w:r>
+        <w:t xml:space="preserve"> Länsstyrelsen i Örebro län, publ.nr. 2010:2.</w:t>
+      </w:r>
+    </w:p>
+    <w:p>
+      <w:r>
+        <w:t xml:space="preserve">Wikars, L.-O., 2009. </w:t>
+      </w:r>
+      <w:r>
+        <w:rPr>
+          <w:i/>
+        </w:rPr>
+        <w:t>Vedskalbaggar i Hamra nationalpark, Gävleborgs län.</w:t>
+      </w:r>
+      <w:r>
+        <w:t xml:space="preserve"> Länsstyrelsen Gävleborg, Rapport 2009:14.</w:t>
       </w:r>
     </w:p>
     <w:sectPr>
@@ -267,7 +503,7 @@
     <w:r>
       <w:tab/>
       <w:tab/>
-      <w:t>2026-07-21</w:t>
+      <w:t>2026-07-22</w:t>
       <w:br/>
       <w:br/>
     </w:r>

--- a/tillsyn/A 29123-2026 tillsynsbegäran.docx
+++ b/tillsyn/A 29123-2026 tillsynsbegäran.docx
@@ -503,7 +503,7 @@
     <w:r>
       <w:tab/>
       <w:tab/>
-      <w:t>2026-07-22</w:t>
+      <w:t>2026-07-23</w:t>
       <w:br/>
       <w:br/>
     </w:r>

--- a/tillsyn/A 29123-2026 tillsynsbegäran.docx
+++ b/tillsyn/A 29123-2026 tillsynsbegäran.docx
@@ -503,7 +503,7 @@
     <w:r>
       <w:tab/>
       <w:tab/>
-      <w:t>2026-07-23</w:t>
+      <w:t>2026-07-24</w:t>
       <w:br/>
       <w:br/>
     </w:r>

--- a/tillsyn/A 29123-2026 tillsynsbegäran.docx
+++ b/tillsyn/A 29123-2026 tillsynsbegäran.docx
@@ -503,7 +503,7 @@
     <w:r>
       <w:tab/>
       <w:tab/>
-      <w:t>2026-07-24</w:t>
+      <w:t>2026-07-25</w:t>
       <w:br/>
       <w:br/>
     </w:r>

--- a/tillsyn/A 29123-2026 tillsynsbegäran.docx
+++ b/tillsyn/A 29123-2026 tillsynsbegäran.docx
@@ -503,7 +503,7 @@
     <w:r>
       <w:tab/>
       <w:tab/>
-      <w:t>2026-07-25</w:t>
+      <w:t>2026-07-26</w:t>
       <w:br/>
       <w:br/>
     </w:r>

--- a/tillsyn/A 29123-2026 tillsynsbegäran.docx
+++ b/tillsyn/A 29123-2026 tillsynsbegäran.docx
@@ -503,7 +503,7 @@
     <w:r>
       <w:tab/>
       <w:tab/>
-      <w:t>2026-07-26</w:t>
+      <w:t>2026-07-27</w:t>
       <w:br/>
       <w:br/>
     </w:r>

--- a/tillsyn/A 29123-2026 tillsynsbegäran.docx
+++ b/tillsyn/A 29123-2026 tillsynsbegäran.docx
@@ -503,7 +503,7 @@
     <w:r>
       <w:tab/>
       <w:tab/>
-      <w:t>2026-07-27</w:t>
+      <w:t>2026-07-28</w:t>
       <w:br/>
       <w:br/>
     </w:r>

--- a/tillsyn/A 29123-2026 tillsynsbegäran.docx
+++ b/tillsyn/A 29123-2026 tillsynsbegäran.docx
@@ -503,7 +503,7 @@
     <w:r>
       <w:tab/>
       <w:tab/>
-      <w:t>2026-07-28</w:t>
+      <w:t>2026-07-29</w:t>
       <w:br/>
       <w:br/>
     </w:r>

--- a/tillsyn/A 29123-2026 tillsynsbegäran.docx
+++ b/tillsyn/A 29123-2026 tillsynsbegäran.docx
@@ -503,7 +503,7 @@
     <w:r>
       <w:tab/>
       <w:tab/>
-      <w:t>2026-07-29</w:t>
+      <w:t>2026-07-30</w:t>
       <w:br/>
       <w:br/>
     </w:r>

--- a/tillsyn/A 29123-2026 tillsynsbegäran.docx
+++ b/tillsyn/A 29123-2026 tillsynsbegäran.docx
@@ -503,7 +503,7 @@
     <w:r>
       <w:tab/>
       <w:tab/>
-      <w:t>2026-07-30</w:t>
+      <w:t>2026-07-31</w:t>
       <w:br/>
       <w:br/>
     </w:r>

--- a/tillsyn/A 29123-2026 tillsynsbegäran.docx
+++ b/tillsyn/A 29123-2026 tillsynsbegäran.docx
@@ -503,7 +503,7 @@
     <w:r>
       <w:tab/>
       <w:tab/>
-      <w:t>2026-07-31</w:t>
+      <w:t>2026-08-01</w:t>
       <w:br/>
       <w:br/>
     </w:r>

--- a/tillsyn/A 29123-2026 tillsynsbegäran.docx
+++ b/tillsyn/A 29123-2026 tillsynsbegäran.docx
@@ -503,7 +503,7 @@
     <w:r>
       <w:tab/>
       <w:tab/>
-      <w:t>2026-08-01</w:t>
+      <w:t>2026-08-02</w:t>
       <w:br/>
       <w:br/>
     </w:r>

--- a/tillsyn/A 29123-2026 tillsynsbegäran.docx
+++ b/tillsyn/A 29123-2026 tillsynsbegäran.docx
@@ -503,7 +503,7 @@
     <w:r>
       <w:tab/>
       <w:tab/>
-      <w:t>2026-08-02</w:t>
+      <w:t>2026-08-03</w:t>
       <w:br/>
       <w:br/>
     </w:r>

--- a/tillsyn/A 29123-2026 tillsynsbegäran.docx
+++ b/tillsyn/A 29123-2026 tillsynsbegäran.docx
@@ -503,7 +503,7 @@
     <w:r>
       <w:tab/>
       <w:tab/>
-      <w:t>2026-08-03</w:t>
+      <w:t>2026-08-05</w:t>
       <w:br/>
       <w:br/>
     </w:r>

--- a/tillsyn/A 29123-2026 tillsynsbegäran.docx
+++ b/tillsyn/A 29123-2026 tillsynsbegäran.docx
@@ -503,7 +503,7 @@
     <w:r>
       <w:tab/>
       <w:tab/>
-      <w:t>2026-08-05</w:t>
+      <w:t>2026-08-07</w:t>
       <w:br/>
       <w:br/>
     </w:r>

--- a/tillsyn/A 29123-2026 tillsynsbegäran.docx
+++ b/tillsyn/A 29123-2026 tillsynsbegäran.docx
@@ -503,7 +503,7 @@
     <w:r>
       <w:tab/>
       <w:tab/>
-      <w:t>2026-08-07</w:t>
+      <w:t>2026-08-08</w:t>
       <w:br/>
       <w:br/>
     </w:r>

--- a/tillsyn/A 29123-2026 tillsynsbegäran.docx
+++ b/tillsyn/A 29123-2026 tillsynsbegäran.docx
@@ -22,7 +22,7 @@
       <w:r>
         <w:drawing>
           <wp:inline xmlns:a="http://schemas.openxmlformats.org/drawingml/2006/main" xmlns:pic="http://schemas.openxmlformats.org/drawingml/2006/picture">
-            <wp:extent cx="5486400" cy="5562866"/>
+            <wp:extent cx="5486400" cy="5439667"/>
             <wp:docPr id="1" name="Picture 1"/>
             <wp:cNvGraphicFramePr>
               <a:graphicFrameLocks noChangeAspect="1"/>
@@ -43,7 +43,7 @@
                   <pic:spPr>
                     <a:xfrm>
                       <a:off x="0" y="0"/>
-                      <a:ext cx="5486400" cy="5562866"/>
+                      <a:ext cx="5486400" cy="5439667"/>
                     </a:xfrm>
                     <a:prstGeom prst="rect"/>
                   </pic:spPr>
@@ -60,12 +60,12 @@
         <w:spacing w:after="240"/>
       </w:pPr>
       <w:r>
-        <w:t>Figur 1. Fyndplatser för naturvårdsarter i avverkningsanmälan. Markörer utan svart kant är placerade på fyndplatsen. Markörer med svart kant är placerade vid sidan av fyndplatsen har ett svart streck som visar fyndplatsens exakta position. Kartans mittpunktskoordinat är N 6753774, E 448323 i SWEREF 99 TM.</w:t>
+        <w:t>Figur 1. Fyndplatser för naturvårdsarter i avverkningsanmälan. Markörer utan svart kant är placerade på fyndplatsen. Markörer med svart kant är placerade vid sidan av fyndplatsen och har ett svart streck som visar fyndplatsens exakta position. Kartans mittpunktskoordinat är N 6753774, E 448323 i SWEREF 99 TM.</w:t>
       </w:r>
     </w:p>
     <w:p>
       <w:r>
-        <w:t>I avverkningsanmälan finns fynd av 2 naturvårdsarter, varav 2 är rödlistade och 1 är typisk (T): garnlav (VU, T) och mörk kolflarnlav (NT). Se Figur 1.</w:t>
+        <w:t>I avverkningsanmälan finns fynd av 3 naturvårdsarter, varav 2 är rödlistade, 2 är typiska (T) och 1 är signalart (S): garnlav (VU, T), mörk kolflarnlav (NT) och mindre märgborre (S, T). Se Figur 1.</w:t>
       </w:r>
     </w:p>
     <w:p>
@@ -96,7 +96,7 @@
     </w:p>
     <w:p>
       <w:r>
-        <w:t>Nedan följer beskrivningar av de naturvårdsarter och fridlysta arter som har sina livsmiljöer och växtplatser i den avverkningsanmälda skogen. De påträffade naturvårdsarterna är ett tydligt kvitto på att det rör sig om en skog med höga naturvärden.</w:t>
+        <w:t>Nedan följer beskrivningar av de naturvårdsarter och fridlysta arter som har sina livsmiljöer och växtplatser i den avverkningsanmälda skogen. Se även ytterligare artfakta i BILAGA 1. De påträffade naturvårdsarterna är ett tydligt kvitto på att det rör sig om en skog med höga naturvärden.</w:t>
       </w:r>
     </w:p>
     <w:p>
@@ -137,6 +137,242 @@
       </w:r>
       <w:r>
         <w:t xml:space="preserve"> är brandberoende och växer nästan uteslutande på kolad hård kärnved av tall. Arten förekommer främst i glesa, öppna tall- och blandbarrskogar av naturskogskaraktär och etableringen verkar ske sent efter brand, kanske först efter 100–300 år. Mörk kolflarnlav indikerar skog med höga naturvärden och vanligast är att den påträffas på rester av nedbrunna torrakor och högstubbar och lågstubbar som är så grova att hela innandömet är urbränt. Tall- och blandbarrskogar av naturskogskaraktär med spår av återkommande bränder hyser höga biologiska värden och bör skyddas (SLU Artdatabanken, 2024).</w:t>
+      </w:r>
+    </w:p>
+    <w:p>
+      <w:r>
+        <w:rPr>
+          <w:b/>
+        </w:rPr>
+        <w:t>Mindre märgborre</w:t>
+      </w:r>
+      <w:r>
+        <w:t xml:space="preserve"> är en signalart för tallskog med höga naturvärden och betraktas tillsammans med skarptandad barkborre som nyckelarter för ett antal sällsynta åtgärdsprogramsarter som är beroende av deras gångsystem. Bland dessa kan nämnas avlång barkborre (VU), </w:t>
+      </w:r>
+      <w:r>
+        <w:rPr>
+          <w:i/>
+        </w:rPr>
+        <w:t>Corticeus longulus</w:t>
+      </w:r>
+      <w:r>
+        <w:t xml:space="preserve"> (VU), tallgångbagge (VU), cholodkovskys bastborre (NT) och tallbarksvartbagge (NT). Den mindre märgborrens måsvingeliknande gnaggångar är lätta att känna igen och hittas ofta på grova tallgrenar på marken. Rika förekomster av främst mindre märgborre men även skarptandad barkborre är en signal för artrikedom och inventeringar har visat att det är i skogar med en naturlig självgallring som det skapas förutsättningar för dessa arter samt de efterföljande åtgärdsprogramsarterna. Tallskogar med stark förekomst av mindre märgborre och skarptandad barkborre bör avsättas som reservat. Generellt bör hänsyn tas vid slutavverkning av talldominerad skog så att avverkningsrester som gren- och toppdelar lämnas. Mindre märgborre är typisk art för </w:t>
+      </w:r>
+      <w:r>
+        <w:rPr>
+          <w:i/>
+        </w:rPr>
+        <w:t>9060 Åsbarrskog</w:t>
+      </w:r>
+      <w:r>
+        <w:t xml:space="preserve"> (SLU Artdatabanken, 2026; Pettersson, 2014; Hedgren, 2012; Gunnarsson m fl., 1999).</w:t>
+      </w:r>
+    </w:p>
+    <w:p>
+      <w:r>
+        <w:br w:type="page"/>
+      </w:r>
+    </w:p>
+    <w:p>
+      <w:pPr>
+        <w:pStyle w:val="Title"/>
+      </w:pPr>
+      <w:r>
+        <w:t>BILAGA 1 – Rödlistade arter</w:t>
+      </w:r>
+    </w:p>
+    <w:p>
+      <w:pPr>
+        <w:pStyle w:val="Heading1"/>
+      </w:pPr>
+      <w:r>
+        <w:t>Mindre märgborre – ekologi samt krav på livsmiljön</w:t>
+      </w:r>
+    </w:p>
+    <w:p>
+      <w:r>
+        <w:t xml:space="preserve">Mindre märgborre är en signalart för tallskog med höga naturvärden och kan lätt konstateras genom sina karaktäristiska måsvingeliknande gnagspår som ofta hittas på grova tallgrenar på marken. Mindre märgborre betraktas tillsammans med skarptandad barkborre som nyckelarter, eftersom en rad sällsynta efterföljande arter är beroende av deras gångsystem. Bland dessa kan nämnas åtgärdsprogramsarterna avlång barkborre (VU), </w:t>
+      </w:r>
+      <w:r>
+        <w:rPr>
+          <w:i/>
+        </w:rPr>
+        <w:t>Corticeus longulus</w:t>
+      </w:r>
+      <w:r>
+        <w:t xml:space="preserve"> (VU), tallgångbagge (VU), cholodkovskys bastborre (NT) och tallbarksvartbagge (NT) (Pettersson, 2014; Gunnarsson m fl., 1999).</w:t>
+      </w:r>
+    </w:p>
+    <w:p>
+      <w:r>
+        <w:t>Tallskogar tillhör de livsmiljöer som förändrats i stor skala, där många kvadratmil har omvandlats till unga produktionsskogar. I sådana skogar saknas förutsättningar för de ovannämnda sällsynta barkborrarna och alltmer kunskap tyder på att skogsbrukets omvandling av skogslandskapet, missgynnar åtgärdsprogrammets arter även inne i skyddade områden (Hedgren, 2012; Hedgren m.fl., 2010; Wikars m.fl., 2010; Wikars, 2009). Orsaken är sannolikt att dagens intensiva skogsbruk trivialiserar faunan på nydöda träd. Detta sker genom att generalister förökas upp i sådan grad i den brukade skogen att dessa även kommer att dominera i de för hållandevis små och fragmenterade områden som avsätts för naturvård (Appelqvist, 2005; Janzen, 1983; Ås, 1999).</w:t>
+      </w:r>
+    </w:p>
+    <w:p>
+      <w:r>
+        <w:t>Ett tydligt exempel på en generalist som gynnas av dagens skogsbruk är större märgborre på nydöd tall. Denna utvecklas förutom i vindfällen gärna i avverkningsavfall, inklusive avverkningsstubbar och röjningsstammar. Därmed har den större märgborren möjlighet att upprätthålla stora och stabila populationer på huvuddelen av landets skogsmark, vilket leder till en trivialisering av faunan. Större märgborre inverkar sannolikt direkt negativt på arter som tolvtandad barkborre (EN) och avlång barkborre (VU), och indirekt på de som är gynnade av blånadssvampar, dvs. följearter till framförallt mindre märgborre och skarptandad barkborre. De barkborrar som missgynnas av större märgborre är i mycket högre grad gynnade av tallar som dör genom självgallring, dvs. i normalfallet skog som inte används till skogsproduktion (Pettersson, 2014; Wikars, skriftl.).</w:t>
+      </w:r>
+    </w:p>
+    <w:p>
+      <w:r>
+        <w:t xml:space="preserve">Rika förekomster av främst mindre märgborre men även skarptandad barkborre är en signal för artrikedom och inventeringar har visat att det är i skogar med en naturlig självgallring som det skapas förutsättningar för dessa arter samt de efterföljande åtgärdsprogramsarterna (Pettersson, 2014; Hedgren, 2012). Tallskogar med stark förekomst av mindre märgborre och skarptandad barkborre bör avsättas som reservat. Generellt bör hänsyn tas vid slutavverkning av talldominerad skog så att avverkningsrester som gren- och toppdelar (s.k. GROT) lämnas. Mindre märgborre är typisk art för </w:t>
+      </w:r>
+      <w:r>
+        <w:rPr>
+          <w:i/>
+        </w:rPr>
+        <w:t>9060 Åsbarrskog</w:t>
+      </w:r>
+      <w:r>
+        <w:t xml:space="preserve"> (Pettersson, 2014; SLU Artdatabanken, 2026).</w:t>
+      </w:r>
+    </w:p>
+    <w:p>
+      <w:pPr>
+        <w:pStyle w:val="Heading2"/>
+      </w:pPr>
+      <w:r>
+        <w:t>Referenser – mindre märgborre</w:t>
+      </w:r>
+    </w:p>
+    <w:p>
+      <w:r>
+        <w:t xml:space="preserve">Appelqvist, T., 2005. </w:t>
+      </w:r>
+      <w:r>
+        <w:rPr>
+          <w:i/>
+        </w:rPr>
+        <w:t>Naturvårdsbiologisk forskning. Underlag för områdesskydd i landskapet.</w:t>
+      </w:r>
+      <w:r>
+        <w:t xml:space="preserve"> Naturvårdsverket, Rapport 5452.</w:t>
+      </w:r>
+    </w:p>
+    <w:p>
+      <w:r>
+        <w:t xml:space="preserve">Gunnarsson, B., Pettersson, R. B., Hake, M. och Hultengren, S. &amp; Sjöberg, K., 1999. </w:t>
+      </w:r>
+      <w:r>
+        <w:rPr>
+          <w:i/>
+        </w:rPr>
+        <w:t xml:space="preserve">Spindlar och skalbaggar som indikatorer i barrskog. </w:t>
+      </w:r>
+      <w:r>
+        <w:t>Skog &amp; Forskning, Nr. 2/99, s. 46–51.</w:t>
+      </w:r>
+    </w:p>
+    <w:p>
+      <w:r>
+        <w:t xml:space="preserve">Hedgren, O., 2012. </w:t>
+      </w:r>
+      <w:r>
+        <w:rPr>
+          <w:i/>
+        </w:rPr>
+        <w:t>Hotade insekter på tallved i Dalarna.</w:t>
+      </w:r>
+      <w:r>
+        <w:t xml:space="preserve"> Länsstyrelsen Dalarna, Naturvårdsenheten. Rapport 2012:16.</w:t>
+      </w:r>
+    </w:p>
+    <w:p>
+      <w:r>
+        <w:t xml:space="preserve">Hedgren, O. 2010. </w:t>
+      </w:r>
+      <w:r>
+        <w:rPr>
+          <w:i/>
+        </w:rPr>
+        <w:t>Vedinsekter i tallskog och på brandfält i Värmland.</w:t>
+      </w:r>
+      <w:r>
+        <w:t xml:space="preserve"> Länsstyrelsen Värmland, Stencil, 39 s.</w:t>
+      </w:r>
+    </w:p>
+    <w:p>
+      <w:r>
+        <w:t xml:space="preserve">Janzen, D. H., 1983. </w:t>
+      </w:r>
+      <w:r>
+        <w:rPr>
+          <w:i/>
+        </w:rPr>
+        <w:t>No park is an island: Increase in interference from outside as park size decreases</w:t>
+      </w:r>
+      <w:r>
+        <w:t>. Oikos 41: 402–410.</w:t>
+      </w:r>
+    </w:p>
+    <w:p>
+      <w:r>
+        <w:t xml:space="preserve">Jonsell, M., Weslien, J. &amp; Ehn ström, B., 1998. </w:t>
+      </w:r>
+      <w:r>
+        <w:rPr>
+          <w:i/>
+        </w:rPr>
+        <w:t>Substrate requirements of red-listed saproxylic invertebrates in Sweden</w:t>
+      </w:r>
+      <w:r>
+        <w:t>. Biodiversity and Conserv. 7: 749–764.</w:t>
+      </w:r>
+    </w:p>
+    <w:p>
+      <w:r>
+        <w:t xml:space="preserve">Pettersson, R. B., 2014). </w:t>
+      </w:r>
+      <w:r>
+        <w:rPr>
+          <w:i/>
+        </w:rPr>
+        <w:t>Åtgärdsprogram för skalbaggar på nyligen död tall, 2014–2018.</w:t>
+      </w:r>
+      <w:r>
+        <w:t xml:space="preserve"> Rapport 6599. Bromma: Naturvårdsverket.</w:t>
+      </w:r>
+    </w:p>
+    <w:p>
+      <w:r>
+        <w:t xml:space="preserve">SLU Artdatabanken, 2026. </w:t>
+      </w:r>
+      <w:r>
+        <w:rPr>
+          <w:i/>
+        </w:rPr>
+        <w:t xml:space="preserve">Artfaktablad. Naturvård – artfakta. </w:t>
+      </w:r>
+      <w:r>
+        <w:t>SLU Artdatabanken, Uppsala.</w:t>
+      </w:r>
+    </w:p>
+    <w:p>
+      <w:r>
+        <w:t xml:space="preserve">Wikars, L.-O., Hansson, J. &amp; Hedgren, O., 2010. </w:t>
+      </w:r>
+      <w:r>
+        <w:rPr>
+          <w:i/>
+        </w:rPr>
+        <w:t>Inventering av vedlevande skalbaggar – tallskogar i Örebro län.</w:t>
+      </w:r>
+      <w:r>
+        <w:t xml:space="preserve"> Länsstyrelsen i Örebro län, publ.nr. 2010:2.</w:t>
+      </w:r>
+    </w:p>
+    <w:p>
+      <w:r>
+        <w:t xml:space="preserve">Wikars, L.-O., 2009. </w:t>
+      </w:r>
+      <w:r>
+        <w:rPr>
+          <w:i/>
+        </w:rPr>
+        <w:t>Vedskalbaggar i Hamra nationalpark, Gävleborgs län.</w:t>
+      </w:r>
+      <w:r>
+        <w:t xml:space="preserve"> Länsstyrelsen Gävleborg, Rapport 2009:14.</w:t>
       </w:r>
     </w:p>
     <w:sectPr>
@@ -267,7 +503,7 @@
     <w:r>
       <w:tab/>
       <w:tab/>
-      <w:t>2026-08-14</w:t>
+      <w:t>2026-08-15</w:t>
       <w:br/>
       <w:br/>
     </w:r>

--- a/tillsyn/A 29123-2026 tillsynsbegäran.docx
+++ b/tillsyn/A 29123-2026 tillsynsbegäran.docx
@@ -503,7 +503,7 @@
     <w:r>
       <w:tab/>
       <w:tab/>
-      <w:t>2026-08-15</w:t>
+      <w:t>2026-08-16</w:t>
       <w:br/>
       <w:br/>
     </w:r>

--- a/tillsyn/A 29123-2026 tillsynsbegäran.docx
+++ b/tillsyn/A 29123-2026 tillsynsbegäran.docx
@@ -503,7 +503,7 @@
     <w:r>
       <w:tab/>
       <w:tab/>
-      <w:t>2026-08-16</w:t>
+      <w:t>2026-08-17</w:t>
       <w:br/>
       <w:br/>
     </w:r>

--- a/tillsyn/A 29123-2026 tillsynsbegäran.docx
+++ b/tillsyn/A 29123-2026 tillsynsbegäran.docx
@@ -503,7 +503,7 @@
     <w:r>
       <w:tab/>
       <w:tab/>
-      <w:t>2026-08-17</w:t>
+      <w:t>2026-08-18</w:t>
       <w:br/>
       <w:br/>
     </w:r>

--- a/tillsyn/A 29123-2026 tillsynsbegäran.docx
+++ b/tillsyn/A 29123-2026 tillsynsbegäran.docx
@@ -503,7 +503,7 @@
     <w:r>
       <w:tab/>
       <w:tab/>
-      <w:t>2026-08-18</w:t>
+      <w:t>2026-08-19</w:t>
       <w:br/>
       <w:br/>
     </w:r>

--- a/tillsyn/A 29123-2026 tillsynsbegäran.docx
+++ b/tillsyn/A 29123-2026 tillsynsbegäran.docx
@@ -503,7 +503,7 @@
     <w:r>
       <w:tab/>
       <w:tab/>
-      <w:t>2026-08-19</w:t>
+      <w:t>2026-08-20</w:t>
       <w:br/>
       <w:br/>
     </w:r>

--- a/tillsyn/A 29123-2026 tillsynsbegäran.docx
+++ b/tillsyn/A 29123-2026 tillsynsbegäran.docx
@@ -503,7 +503,7 @@
     <w:r>
       <w:tab/>
       <w:tab/>
-      <w:t>2026-08-20</w:t>
+      <w:t>2026-08-21</w:t>
       <w:br/>
       <w:br/>
     </w:r>

--- a/tillsyn/A 29123-2026 tillsynsbegäran.docx
+++ b/tillsyn/A 29123-2026 tillsynsbegäran.docx
@@ -503,7 +503,7 @@
     <w:r>
       <w:tab/>
       <w:tab/>
-      <w:t>2026-08-21</w:t>
+      <w:t>2026-08-22</w:t>
       <w:br/>
       <w:br/>
     </w:r>

--- a/tillsyn/A 29123-2026 tillsynsbegäran.docx
+++ b/tillsyn/A 29123-2026 tillsynsbegäran.docx
@@ -22,7 +22,7 @@
       <w:r>
         <w:drawing>
           <wp:inline xmlns:a="http://schemas.openxmlformats.org/drawingml/2006/main" xmlns:pic="http://schemas.openxmlformats.org/drawingml/2006/picture">
-            <wp:extent cx="5486400" cy="5439667"/>
+            <wp:extent cx="5486400" cy="5370139"/>
             <wp:docPr id="1" name="Picture 1"/>
             <wp:cNvGraphicFramePr>
               <a:graphicFrameLocks noChangeAspect="1"/>
@@ -43,7 +43,7 @@
                   <pic:spPr>
                     <a:xfrm>
                       <a:off x="0" y="0"/>
-                      <a:ext cx="5486400" cy="5439667"/>
+                      <a:ext cx="5486400" cy="5370139"/>
                     </a:xfrm>
                     <a:prstGeom prst="rect"/>
                   </pic:spPr>
@@ -65,7 +65,7 @@
     </w:p>
     <w:p>
       <w:r>
-        <w:t>I avverkningsanmälan finns fynd av 3 naturvårdsarter, varav 2 är rödlistade, 2 är typiska (T) och 1 är signalart (S): garnlav (VU, T), mörk kolflarnlav (NT) och mindre märgborre (S, T). Se Figur 1.</w:t>
+        <w:t>I avverkningsanmälan finns fynd av 4 naturvårdsarter, varav 2 är rödlistade, 2 är typiska (T) och 2 är signalarter (S): garnlav (VU, T), mörk kolflarnlav (NT), mindre märgborre (S, T) och rödgul trumpetsvamp (S). Se Figur 1.</w:t>
       </w:r>
     </w:p>
     <w:p>
@@ -166,6 +166,17 @@
       </w:r>
       <w:r>
         <w:t xml:space="preserve"> (SLU Artdatabanken, 2026; Pettersson, 2014; Hedgren, 2012; Gunnarsson m fl., 1999).</w:t>
+      </w:r>
+    </w:p>
+    <w:p>
+      <w:r>
+        <w:rPr>
+          <w:b/>
+        </w:rPr>
+        <w:t xml:space="preserve">Rödgul trumpetsvamp </w:t>
+      </w:r>
+      <w:r>
+        <w:t>signalerar kalkrika barrsumpskogar eller avgränsade små mineralrika ytor i barrskogslandskapet, vilka normalt har höga naturvärden. I urbergsbygder är den en bra signalart på känsliga skogsbiotoper (Nitare &amp; Skogsstyrelsen, 2019).</w:t>
       </w:r>
     </w:p>
     <w:p>
@@ -503,7 +514,7 @@
     <w:r>
       <w:tab/>
       <w:tab/>
-      <w:t>2026-08-22</w:t>
+      <w:t>2026-08-23</w:t>
       <w:br/>
       <w:br/>
     </w:r>

--- a/tillsyn/A 29123-2026 tillsynsbegäran.docx
+++ b/tillsyn/A 29123-2026 tillsynsbegäran.docx
@@ -514,7 +514,7 @@
     <w:r>
       <w:tab/>
       <w:tab/>
-      <w:t>2026-08-23</w:t>
+      <w:t>2026-08-24</w:t>
       <w:br/>
       <w:br/>
     </w:r>

--- a/tillsyn/A 29123-2026 tillsynsbegäran.docx
+++ b/tillsyn/A 29123-2026 tillsynsbegäran.docx
@@ -514,7 +514,7 @@
     <w:r>
       <w:tab/>
       <w:tab/>
-      <w:t>2026-08-24</w:t>
+      <w:t>2026-08-25</w:t>
       <w:br/>
       <w:br/>
     </w:r>

--- a/tillsyn/A 29123-2026 tillsynsbegäran.docx
+++ b/tillsyn/A 29123-2026 tillsynsbegäran.docx
@@ -514,7 +514,7 @@
     <w:r>
       <w:tab/>
       <w:tab/>
-      <w:t>2026-08-25</w:t>
+      <w:t>2026-08-26</w:t>
       <w:br/>
       <w:br/>
     </w:r>

--- a/tillsyn/A 29123-2026 tillsynsbegäran.docx
+++ b/tillsyn/A 29123-2026 tillsynsbegäran.docx
@@ -514,7 +514,7 @@
     <w:r>
       <w:tab/>
       <w:tab/>
-      <w:t>2026-08-26</w:t>
+      <w:t>2026-08-27</w:t>
       <w:br/>
       <w:br/>
     </w:r>

--- a/tillsyn/A 29123-2026 tillsynsbegäran.docx
+++ b/tillsyn/A 29123-2026 tillsynsbegäran.docx
@@ -514,7 +514,7 @@
     <w:r>
       <w:tab/>
       <w:tab/>
-      <w:t>2026-08-27</w:t>
+      <w:t>2026-08-28</w:t>
       <w:br/>
       <w:br/>
     </w:r>

--- a/tillsyn/A 29123-2026 tillsynsbegäran.docx
+++ b/tillsyn/A 29123-2026 tillsynsbegäran.docx
@@ -514,7 +514,7 @@
     <w:r>
       <w:tab/>
       <w:tab/>
-      <w:t>2026-08-28</w:t>
+      <w:t>2026-08-29</w:t>
       <w:br/>
       <w:br/>
     </w:r>

--- a/tillsyn/A 29123-2026 tillsynsbegäran.docx
+++ b/tillsyn/A 29123-2026 tillsynsbegäran.docx
@@ -514,7 +514,7 @@
     <w:r>
       <w:tab/>
       <w:tab/>
-      <w:t>2026-08-29</w:t>
+      <w:t>2026-08-31</w:t>
       <w:br/>
       <w:br/>
     </w:r>

--- a/tillsyn/A 29123-2026 tillsynsbegäran.docx
+++ b/tillsyn/A 29123-2026 tillsynsbegäran.docx
@@ -514,7 +514,7 @@
     <w:r>
       <w:tab/>
       <w:tab/>
-      <w:t>2026-08-31</w:t>
+      <w:t>2026-09-01</w:t>
       <w:br/>
       <w:br/>
     </w:r>

--- a/tillsyn/A 29123-2026 tillsynsbegäran.docx
+++ b/tillsyn/A 29123-2026 tillsynsbegäran.docx
@@ -514,7 +514,7 @@
     <w:r>
       <w:tab/>
       <w:tab/>
-      <w:t>2026-09-01</w:t>
+      <w:t>2026-09-02</w:t>
       <w:br/>
       <w:br/>
     </w:r>

--- a/tillsyn/A 29123-2026 tillsynsbegäran.docx
+++ b/tillsyn/A 29123-2026 tillsynsbegäran.docx
@@ -514,7 +514,7 @@
     <w:r>
       <w:tab/>
       <w:tab/>
-      <w:t>2026-09-02</w:t>
+      <w:t>2026-09-03</w:t>
       <w:br/>
       <w:br/>
     </w:r>

--- a/tillsyn/A 29123-2026 tillsynsbegäran.docx
+++ b/tillsyn/A 29123-2026 tillsynsbegäran.docx
@@ -514,7 +514,7 @@
     <w:r>
       <w:tab/>
       <w:tab/>
-      <w:t>2026-09-03</w:t>
+      <w:t>2026-09-04</w:t>
       <w:br/>
       <w:br/>
     </w:r>

--- a/tillsyn/A 29123-2026 tillsynsbegäran.docx
+++ b/tillsyn/A 29123-2026 tillsynsbegäran.docx
@@ -514,7 +514,7 @@
     <w:r>
       <w:tab/>
       <w:tab/>
-      <w:t>2026-09-04</w:t>
+      <w:t>2026-09-05</w:t>
       <w:br/>
       <w:br/>
     </w:r>
